--- a/medibook-webapp/docs/BRD-Medibook-Frontend-Derived.docx
+++ b/medibook-webapp/docs/BRD-Medibook-Frontend-Derived.docx
@@ -2092,7 +2092,7 @@
           <w:sz w:val="20"/>
           <w:szCs w:val="20"/>
         </w:rPr>
-        <w:t xml:space="preserve">B.2 Hospital web app (Apollo Hospital, Bengaluru; tenant 13)</w:t>
+        <w:t xml:space="preserve">B.2 Hospital web app (Example Hospital, Bengaluru; tenant 13)</w:t>
       </w:r>
     </w:p>
     <w:p>
@@ -3730,7 +3730,7 @@
         <w:t xml:space="preserve">Hospital Web App ("mbAdmin")</w:t>
       </w:r>
       <w:r>
-        <w:t xml:space="preserve"> — a browser application (React) used inside one hospital by the front desk (Receptionist) and management (Administrator): appointments and walk-ins, the live token queue, desk payments and receipts, patients, doctors and departments, staff logins and roles, reports, settlements from Medibook, and hospital settings. Built as 14 views on sample data for one sample hospital (Apollo Hospital, Bengaluru).</w:t>
+        <w:t xml:space="preserve"> — a browser application (React) used inside one hospital by the front desk (Receptionist) and management (Administrator): appointments and walk-ins, the live token queue, desk payments and receipts, patients, doctors and departments, staff logins and roles, reports, settlements from Medibook, and hospital settings. Built as 14 views on sample data for one sample hospital (Example Hospital, Bengaluru).</w:t>
       </w:r>
     </w:p>
     <w:p>
@@ -7175,7 +7175,7 @@
         <w:t xml:space="preserve">not searchable</w:t>
       </w:r>
       <w:r>
-        <w:t xml:space="preserve"> (typing "Apollo" finds nothing). Fees, experience, ratings and bios are not searchable either.</w:t>
+        <w:t xml:space="preserve"> (typing "Example Hospital" finds nothing). Fees, experience, ratings and bios are not searchable either.</w:t>
       </w:r>
     </w:p>
     <w:p>
@@ -7254,7 +7254,7 @@
         <w:spacing w:after="60" w:line="276"/>
       </w:pPr>
       <w:r>
-        <w:t xml:space="preserve">Doctor row: avatar, name, "specialty · hospital" (for example "Cardiologist · Apollo Hospital"), and a </w:t>
+        <w:t xml:space="preserve">Doctor row: avatar, name, "specialty · hospital" (for example "Cardiologist · Example Hospital"), and a </w:t>
       </w:r>
       <w:r>
         <w:rPr>
@@ -9689,7 +9689,7 @@
         <w:t xml:space="preserve">Rules.</w:t>
       </w:r>
       <w:r>
-        <w:t xml:space="preserve"> There is no filtering, search, sorting, grouping, paging, record detail screen, upload, or link to an appointment. Records are fixed sample data: Blood Test Report (10 Jul 2026, Completed, Alexandra, Apollo Hospital, Dr. Anil Kumar); Full Body Checkup (02 Jul 2026, Pending, Michael, Apollo Hospital, Dr. Meera Nair); Lipid Profile (21 Jun 2026, Completed, Alexandra, City Care Clinic, Dr. Rohan Kapoor).</w:t>
+        <w:t xml:space="preserve"> There is no filtering, search, sorting, grouping, paging, record detail screen, upload, or link to an appointment. Records are fixed sample data: Blood Test Report (10 Jul 2026, Completed, Alexandra, Example Hospital, Dr. Anil Kumar); Full Body Checkup (02 Jul 2026, Pending, Michael, Example Hospital, Dr. Meera Nair); Lipid Profile (21 Jun 2026, Completed, Alexandra, City Care Clinic, Dr. Rohan Kapoor).</w:t>
       </w:r>
     </w:p>
     <w:p>
@@ -9812,7 +9812,7 @@
         <w:t xml:space="preserve">Phone</w:t>
       </w:r>
       <w:r>
-        <w:t xml:space="preserve"> (+91 98456 58525), </w:t>
+        <w:t xml:space="preserve"> (+91 90000 00000), </w:t>
       </w:r>
       <w:r>
         <w:rPr>
@@ -10261,7 +10261,7 @@
           <w:b/>
           <w:bCs/>
         </w:rPr>
-        <w:t xml:space="preserve">Apollo Hospital</w:t>
+        <w:t xml:space="preserve">Example Hospital</w:t>
       </w:r>
       <w:r>
         <w:t xml:space="preserve"> (tenant number 13 in the Operations console), whose name, GSTIN and bank details it also shares with the Operations console.</w:t>
@@ -10959,7 +10959,7 @@
           <w:sz w:val="18"/>
           <w:szCs w:val="18"/>
         </w:rPr>
-        <w:t xml:space="preserve">s.nair@apollo.med</w:t>
+        <w:t xml:space="preserve">s.nair@hospital.example</w:t>
       </w:r>
       <w:r>
         <w:t xml:space="preserve"> / </w:t>
@@ -13032,7 +13032,7 @@
         <w:t xml:space="preserve">Receipt block:</w:t>
       </w:r>
       <w:r>
-        <w:t xml:space="preserve"> the hospital logo and the name "Apollo Hospital" (hard-coded, not taken from Hospital Settings </w:t>
+        <w:t xml:space="preserve"> the hospital logo and the name "Example Hospital" (hard-coded, not taken from Hospital Settings </w:t>
       </w:r>
       <w:r>
         <w:rPr>
@@ -13137,7 +13137,7 @@
         <w:t xml:space="preserve">Token slip block:</w:t>
       </w:r>
       <w:r>
-        <w:t xml:space="preserve"> "Apollo Hospital", "Queue Token", the token in large type (blank when no token, for example a future-dated online booking), Patient, Doctor, Dept, Time, and "Please wait for your token to be called." No room number, QR code or issue time.</w:t>
+        <w:t xml:space="preserve"> "Example Hospital", "Queue Token", the token in large type (blank when no token, for example a future-dated online booking), Patient, Doctor, Dept, Time, and "Please wait for your token to be called." No room number, QR code or issue time.</w:t>
       </w:r>
     </w:p>
     <w:p>
@@ -16127,7 +16127,7 @@
         <w:t xml:space="preserve">Sample ledger:</w:t>
       </w:r>
       <w:r>
-        <w:t xml:space="preserve"> 14 statements for Apollo Hospital (MB-ST-2393 to MB-ST-2406), gross ₹13,50,800, commission ₹1,35,080, net ₹12,15,720; one Pending (MB-ST-2406, ₹92,160 net, expected 20 Jun 2026), one Overdue (MB-ST-2405, ₹88,740, expected 13 Jun 2026), one Released (MB-ST-2404, ₹97,380, UTR26-2404K, remark "Released in full after bank re-verification."), eleven Received.</w:t>
+        <w:t xml:space="preserve"> 14 statements for Example Hospital (MB-ST-2393 to MB-ST-2406), gross ₹13,50,800, commission ₹1,35,080, net ₹12,15,720; one Pending (MB-ST-2406, ₹92,160 net, expected 20 Jun 2026), one Overdue (MB-ST-2405, ₹88,740, expected 13 Jun 2026), one Released (MB-ST-2404, ₹97,380, UTR26-2404K, remark "Released in full after bank re-verification."), eleven Received.</w:t>
       </w:r>
     </w:p>
     <w:p>
@@ -16363,7 +16363,7 @@
         <w:t xml:space="preserve">&lt;hospital GSTIN&gt;</w:t>
       </w:r>
       <w:r>
-        <w:t xml:space="preserve"> · Medibook GSTIN 27AABCM9407L1ZK · 18% GST included"; three fixed sample invoices (INV-2026-0244 01 Jun 2026, INV-2026-0219 01 May 2026, INV-2026-0198 01 Apr 2026; Growth · Monthly; ₹24,999; Paid) with a "PDF" link that does nothing </w:t>
+        <w:t xml:space="preserve"> · Medibook GSTIN 27AAAAA0000A1Z5 · 18% GST included"; three fixed sample invoices (INV-2026-0244 01 Jun 2026, INV-2026-0219 01 May 2026, INV-2026-0198 01 Apr 2026; Growth · Monthly; ₹24,999; Paid) with a "PDF" link that does nothing </w:t>
       </w:r>
       <w:r>
         <w:rPr>
@@ -17344,7 +17344,7 @@
           <w:sz w:val="18"/>
           <w:szCs w:val="18"/>
         </w:rPr>
-        <w:t xml:space="preserve">@apollo.med</w:t>
+        <w:t xml:space="preserve">@hospital.example</w:t>
       </w:r>
       <w:r>
         <w:t xml:space="preserve">).</w:t>
@@ -18474,14 +18474,14 @@
         <w:t xml:space="preserve">Hospital Profile</w:t>
       </w:r>
       <w:r>
-        <w:t xml:space="preserve"> ("Your logo, name and details appear on the hospital's profile in the Medibook patient app."): Logo (Change Logo; "PNG or JPG, up to 1MB" — not enforced; logos over about 400,000 characters are not persisted) · Hospital Name · Registration No. · GSTIN · Phone · Email · About. Sample: Apollo Hospital, KA-HOSP-20194, 29AAACA4033H1Z5, 080 4567 8900, </w:t>
+        <w:t xml:space="preserve"> ("Your logo, name and details appear on the hospital's profile in the Medibook patient app."): Logo (Change Logo; "PNG or JPG, up to 1MB" — not enforced; logos over about 400,000 characters are not persisted) · Hospital Name · Registration No. · GSTIN · Phone · Email · About. Sample: Example Hospital, KA-HOSP-00000, 29AAAAA0000A1Z5, 080 0000 0000, </w:t>
       </w:r>
       <w:r>
         <w:rPr>
           <w:color w:val="1648CE"/>
           <w:u w:val="single"/>
         </w:rPr>
-        <w:t xml:space="preserve">contact@apollo.med</w:t>
+        <w:t xml:space="preserve">contact@hospital.example</w:t>
       </w:r>
       <w:r>
         <w:t xml:space="preserve">.</w:t>
@@ -18546,7 +18546,7 @@
         <w:t xml:space="preserve">[Prototype-only]</w:t>
       </w:r>
       <w:r>
-        <w:t xml:space="preserve">. Sample: 154 Bannerghatta Road, Bengaluru 560076; 12.9088, 77.5975.</w:t>
+        <w:t xml:space="preserve">. Sample: 1 Example Road, Bengaluru 560001; 12.97, 77.59.</w:t>
       </w:r>
     </w:p>
     <w:p>
@@ -18566,7 +18566,7 @@
         <w:t xml:space="preserve">Bank &amp; Payouts</w:t>
       </w:r>
       <w:r>
-        <w:t xml:space="preserve"> ("Medibook releases online-booking settlements to this account. Operations sees these details (masked) on your hospital profile."): Account Holder Name · Bank · Account Number · IFSC Code · Settlement UPI ID (optional); note "Settlement payouts pause if these details are missing or invalid — keep them current." (not enforced for this hospital). Sample: Apollo Hospital Pvt Ltd, HDFC Bank, 50200048112233, HDFC0001234, apollohospital@hdfcbank.</w:t>
+        <w:t xml:space="preserve"> ("Medibook releases online-booking settlements to this account. Operations sees these details (masked) on your hospital profile."): Account Holder Name · Bank · Account Number · IFSC Code · Settlement UPI ID (optional); note "Settlement payouts pause if these details are missing or invalid — keep them current." (not enforced for this hospital). Sample: Example Hospital Pvt Ltd, Example Bank, XXXXXXXXXX1234, ABCD0123456, hospital@upi.</w:t>
       </w:r>
     </w:p>
     <w:p>
@@ -19508,7 +19508,7 @@
           <w:b/>
           <w:bCs/>
         </w:rPr>
-        <w:t xml:space="preserve">13 (Apollo Hospital)</w:t>
+        <w:t xml:space="preserve">13 (Example Hospital)</w:t>
       </w:r>
       <w:r>
         <w:t xml:space="preserve">. For that one hospital the console reads live data from the hospital app (name, GSTIN, bank details, departments, doctors, recent bookings, settlements); every other hospital in the console is fixed sample data.</w:t>
@@ -20260,7 +20260,7 @@
         <w:t xml:space="preserve">KPI tiles:</w:t>
       </w:r>
       <w:r>
-        <w:t xml:space="preserve"> Bookings This Month (the registry figure; for Apollo a fixed 3,120, not the live count) · Monthly Revenue (bookings × ₹45, an invented constant </w:t>
+        <w:t xml:space="preserve"> Bookings This Month (the registry figure; for Example Hospital a fixed 3,120, not the live count) · Monthly Revenue (bookings × ₹45, an invented constant </w:t>
       </w:r>
       <w:r>
         <w:rPr>
@@ -20302,7 +20302,7 @@
         <w:t xml:space="preserve">Recent Bookings:</w:t>
       </w:r>
       <w:r>
-        <w:t xml:space="preserve"> five rows (Patient, Department, Date, Status) — live from the hospital app for Apollo ("Live from the hospital instance"), generated sample rows for every other hospital.</w:t>
+        <w:t xml:space="preserve"> five rows (Patient, Department, Date, Status) — live from the hospital app for Example Hospital ("Live from the hospital instance"), generated sample rows for every other hospital.</w:t>
       </w:r>
     </w:p>
     <w:p>
@@ -20322,7 +20322,7 @@
         <w:t xml:space="preserve">Departments tab</w:t>
       </w:r>
       <w:r>
-        <w:t xml:space="preserve"> (read-only): Department · Doctors · Base Fee · Working Hours · Status, with "n departments · n doctors on the roster". Live from Apollo's catalogue; generated for others.</w:t>
+        <w:t xml:space="preserve"> (read-only): Department · Doctors · Base Fee · Working Hours · Status, with "n departments · n doctors on the roster". Live from Example Hospital's catalogue; generated for others.</w:t>
       </w:r>
     </w:p>
     <w:p>
@@ -20390,7 +20390,7 @@
         <w:t xml:space="preserve">Plan Catalog</w:t>
       </w:r>
       <w:r>
-        <w:t xml:space="preserve">); Invoices (Invoice, Amount, Issued, Due, Status; "Open Billing"; empty "No invoices issued to this hospital yet."); Payment Transactions (Transaction, Invoice, Method, Amount, Date, Status); Settlements (Statement + period, Net Payable, Expected, Status + UTR; "Open Hospital Settlements"; empty "No settlement statements for this hospital yet."). For hospitals other than Apollo, net is recomputed from the commission rate in Platform Settings.</w:t>
+        <w:t xml:space="preserve">); Invoices (Invoice, Amount, Issued, Due, Status; "Open Billing"; empty "No invoices issued to this hospital yet."); Payment Transactions (Transaction, Invoice, Method, Amount, Date, Status); Settlements (Statement + period, Net Payable, Expected, Status + UTR; "Open Hospital Settlements"; empty "No settlement statements for this hospital yet."). For hospitals other than Example Hospital, net is recomputed from the commission rate in Platform Settings.</w:t>
       </w:r>
     </w:p>
     <w:p>
@@ -20573,7 +20573,7 @@
         <w:t xml:space="preserve">&lt;name&gt;</w:t>
       </w:r>
       <w:r>
-        <w:t xml:space="preserve"> staff lose access immediately. Existing bookings are kept, but no new bookings can be made until reactivation." → status Suspended; log (Critical). For Apollo this blocks the hospital login; nothing else is enforced.</w:t>
+        <w:t xml:space="preserve"> staff lose access immediately. Existing bookings are kept, but no new bookings can be made until reactivation." → status Suspended; log (Critical). For Example Hospital this blocks the hospital login; nothing else is enforced.</w:t>
       </w:r>
     </w:p>
     <w:p>
@@ -21491,7 +21491,7 @@
         <w:t xml:space="preserve">Sample queue:</w:t>
       </w:r>
       <w:r>
-        <w:t xml:space="preserve"> 22 statements across nine hospitals (the 14 Apollo statements plus 8 others), for example Meridian City Hospital MB-ST-2408 gross ₹1,86,000 net ₹1,67,400 Pending; Sunrise Multispeciality MB-ST-2410 Released with a partial release of ₹80,000 and the remark "Part release — balance held pending dispute #418."; Charak Institute MB-ST-2413 Payout failed; Kaveri General MB-ST-2415 Pending with no payout account.</w:t>
+        <w:t xml:space="preserve"> 22 statements across nine hospitals (the 14 Example Hospital statements plus 8 others), for example Meridian City Hospital MB-ST-2408 gross ₹1,86,000 net ₹1,67,400 Pending; Sunrise Multispeciality MB-ST-2410 Released with a partial release of ₹80,000 and the remark "Part release — balance held pending dispute #418."; Charak Institute MB-ST-2413 Payout failed; Kaveri General MB-ST-2415 Pending with no payout account.</w:t>
       </w:r>
     </w:p>
     <w:p>
@@ -21561,7 +21561,7 @@
         <w:spacing w:after="60" w:line="276"/>
       </w:pPr>
       <w:r>
-        <w:t xml:space="preserve">Commission for non-Apollo statements is computed live from the </w:t>
+        <w:t xml:space="preserve">Commission for non-Example Hospital statements is computed live from the </w:t>
       </w:r>
       <w:r>
         <w:rPr>
@@ -21571,7 +21571,7 @@
         <w:t xml:space="preserve">Platform Commission (%)</w:t>
       </w:r>
       <w:r>
-        <w:t xml:space="preserve"> setting (default 10); Apollo's statements keep the 10% stored in the hospital ledger, so changing the platform rate re-prices some rows and not others </w:t>
+        <w:t xml:space="preserve"> setting (default 10); Example Hospital's statements keep the 10% stored in the hospital ledger, so changing the platform rate re-prices some rows and not others </w:t>
       </w:r>
       <w:r>
         <w:rPr>
@@ -22190,7 +22190,7 @@
           <w:color w:val="1648CE"/>
           <w:u w:val="single"/>
         </w:rPr>
-        <w:t xml:space="preserve">dev.trivedi@gmail.com</w:t>
+        <w:t xml:space="preserve">dev.trivedi@example.com</w:t>
       </w:r>
       <w:r>
         <w:t xml:space="preserve">" (Critical), "Data export — bookings FY 2025-26" (Warning), "Media purged — 214 orphaned files" (system), "API key rotated — payments gateway", "Settings updated — payout schedule".</w:t>
@@ -23503,7 +23503,7 @@
         <w:t xml:space="preserve">Payouts &amp; Billing:</w:t>
       </w:r>
       <w:r>
-        <w:t xml:space="preserve"> Payout Schedule (Weekly / Fortnightly / Monthly; default Weekly) · Platform Commission (%) (0–100 — "Enter a value between 0 and 100."; default 10) · GST Number (the platform's 15-character GSTIN — "GST number must be 15 characters."; default 27AABCM9407L1ZK). </w:t>
+        <w:t xml:space="preserve"> Payout Schedule (Weekly / Fortnightly / Monthly; default Weekly) · Platform Commission (%) (0–100 — "Enter a value between 0 and 100."; default 10) · GST Number (the platform's 15-character GSTIN — "GST number must be 15 characters."; default 27AAAAA0000A1Z5). </w:t>
       </w:r>
       <w:r>
         <w:rPr>
@@ -23646,7 +23646,7 @@
         <w:t xml:space="preserve">Which settings have an effect today:</w:t>
       </w:r>
       <w:r>
-        <w:t xml:space="preserve"> the commission rate is used to compute commission and net for non-Apollo statements on the Hospital Settlements and Hospital Profile screens; the payout schedule only changes a caption; the GSTIN prints on invoices. Organisation fields, notification toggles, 2FA requirement and session timeout are stored but never read </w:t>
+        <w:t xml:space="preserve"> the commission rate is used to compute commission and net for non-Example Hospital statements on the Hospital Settlements and Hospital Profile screens; the payout schedule only changes a caption; the GSTIN prints on invoices. Organisation fields, notification toggles, 2FA requirement and session timeout are stored but never read </w:t>
       </w:r>
       <w:r>
         <w:rPr>
@@ -24615,7 +24615,7 @@
         <w:t xml:space="preserve">BR-054</w:t>
       </w:r>
       <w:r>
-        <w:t xml:space="preserve"> Receipts and token slips print the hospital name "Apollo Hospital" and logo regardless of settings; receipts contain one line item and no tax. — Implemented (placeholder).</w:t>
+        <w:t xml:space="preserve"> Receipts and token slips print the hospital name "Example Hospital" and logo regardless of settings; receipts contain one line item and no tax. — Implemented (placeholder).</w:t>
       </w:r>
     </w:p>
     <w:p>
@@ -24752,7 +24752,7 @@
         <w:t xml:space="preserve">BR-060</w:t>
       </w:r>
       <w:r>
-        <w:t xml:space="preserve"> Platform commission = 10% of gross online fees (Platform Settings, 0–100%); commission = round(gross × rate); net = gross − commission. — Implemented for non-Apollo statements; Apollo statements carry a stored 10%.</w:t>
+        <w:t xml:space="preserve"> Platform commission = 10% of gross online fees (Platform Settings, 0–100%); commission = round(gross × rate); net = gross − commission. — Implemented for non-Example Hospital statements; Example Hospital statements carry a stored 10%.</w:t>
       </w:r>
     </w:p>
     <w:p>
@@ -25587,7 +25587,7 @@
         <w:t xml:space="preserve">DEMO-07</w:t>
       </w:r>
       <w:r>
-        <w:t xml:space="preserve"> Hard-coded "Apollo Hospital" on receipts and slips; tenant constant 13; hospital settings stored in the browser.</w:t>
+        <w:t xml:space="preserve"> Hard-coded "Example Hospital" on receipts and slips; tenant constant 13; hospital settings stored in the browser.</w:t>
       </w:r>
     </w:p>
     <w:p>
@@ -26882,7 +26882,7 @@
         <w:t xml:space="preserve">E-01 Hospital (tenant).</w:t>
       </w:r>
       <w:r>
-        <w:t xml:space="preserve"> Fields seen: id (console number; Apollo = 13), name, admin email, phone, GSTIN, plan (by plan name), city, state (2-letter), bookings this month, onboarded date ("April 12, 2025"), status (Active / Pending verification / Suspended / Rejected), KYC record (registration certificate, GST certificate, medical licence, bank account proof — each Missing / Submitted / Verified), payout bank (bank, account number, IFSC, UPI), rejection reason, derived instance ID ("MB-HOSP-0113"). From Hospital Settings the same tenant also owns: registration number, about, logo, gallery photos, address, latitude, longitude, map pin, working hours (open, close, open days), account holder name, rules and notification preferences (see E-04). </w:t>
+        <w:t xml:space="preserve"> Fields seen: id (console number; Example Hospital = 13), name, admin email, phone, GSTIN, plan (by plan name), city, state (2-letter), bookings this month, onboarded date ("April 12, 2025"), status (Active / Pending verification / Suspended / Rejected), KYC record (registration certificate, GST certificate, medical licence, bank account proof — each Missing / Submitted / Verified), payout bank (bank, account number, IFSC, UPI), rejection reason, derived instance ID ("MB-HOSP-0113"). From Hospital Settings the same tenant also owns: registration number, about, logo, gallery photos, address, latitude, longitude, map pin, working hours (open, close, open days), account holder name, rules and notification preferences (see E-04). </w:t>
       </w:r>
       <w:r>
         <w:rPr>
@@ -27369,7 +27369,7 @@
         <w:t xml:space="preserve">E-20 Support ticket / hospital request.</w:t>
       </w:r>
       <w:r>
-        <w:t xml:space="preserve"> id, type (Support / Plan / Settlement), hospital, subject ("Technical issue — Apollo Hospital", "Plan change requested — Enterprise", "Settlement release requested — MB-ST-2406"), detail (message or statement number), date, status (Open / Closed). </w:t>
+        <w:t xml:space="preserve"> id, type (Support / Plan / Settlement), hospital, subject ("Technical issue — Example Hospital", "Plan change requested — Enterprise", "Settlement release requested — MB-ST-2406"), detail (message or statement number), date, status (Open / Closed). </w:t>
       </w:r>
       <w:r>
         <w:rPr>
@@ -27446,7 +27446,7 @@
         <w:t xml:space="preserve">E-30 Patient account.</w:t>
       </w:r>
       <w:r>
-        <w:t xml:space="preserve"> From the mobile app: name, email, phone ("+91 98456 58525"), date of birth ("15/05/1997"), gender, blood group, blood-donation consent, password. From the console: id, name, email, phone, city, bookings count, joined date, status (Active / Blocked), avatar. </w:t>
+        <w:t xml:space="preserve"> From the mobile app: name, email, phone ("+91 90000 00000"), date of birth ("15/05/1997"), gender, blood group, blood-donation consent, password. From the console: id, name, email, phone, city, bookings count, joined date, status (Active / Blocked), avatar. </w:t>
       </w:r>
       <w:r>
         <w:rPr>
@@ -27793,7 +27793,7 @@
         <w:t xml:space="preserve">E-42 Settlement statement (console view).</w:t>
       </w:r>
       <w:r>
-        <w:t xml:space="preserve"> Same as E-19 plus hospital id and, for non-Apollo rows, commission/net computed from the platform rate.</w:t>
+        <w:t xml:space="preserve"> Same as E-19 plus hospital id and, for non-Example Hospital rows, commission/net computed from the platform rate.</w:t>
       </w:r>
     </w:p>
     <w:p>
@@ -28238,7 +28238,7 @@
         <w:spacing w:after="60" w:line="276"/>
       </w:pPr>
       <w:r>
-        <w:t xml:space="preserve">One hospital app instance corresponds to one tenant; the console reads live data of one tenant (Apollo, id 13) and sample data for the rest. The backend must scope every hospital record by tenant id and expose only the tenant's own data to its staff, while the console reads across tenants with per-role limits.</w:t>
+        <w:t xml:space="preserve">One hospital app instance corresponds to one tenant; the console reads live data of one tenant (Example Hospital, id 13) and sample data for the rest. The backend must scope every hospital record by tenant id and expose only the tenant's own data to its staff, while the console reads across tenants with per-role limits.</w:t>
       </w:r>
     </w:p>
     <w:p>
@@ -30433,7 +30433,7 @@
         <w:t xml:space="preserve">Hospitals.</w:t>
       </w:r>
       <w:r>
-        <w:t xml:space="preserve"> Mobile: "Apollo Hospital" and "City Care Clinic" as labels. Hospital app: Apollo Hospital only. Console: 13 hospitals, Apollo = 13.</w:t>
+        <w:t xml:space="preserve"> Mobile: "Example Hospital" and "City Care Clinic" as labels. Hospital app: Example Hospital only. Console: 13 hospitals, Example Hospital = 13.</w:t>
       </w:r>
     </w:p>
     <w:p>
@@ -30553,7 +30553,7 @@
         <w:t xml:space="preserve">Commission rate.</w:t>
       </w:r>
       <w:r>
-        <w:t xml:space="preserve"> Hospital app fixed at 10%; console editable; Apollo statements keep a stored 10% while others follow the setting.</w:t>
+        <w:t xml:space="preserve"> Hospital app fixed at 10%; console editable; Example Hospital statements keep a stored 10% while others follow the setting.</w:t>
       </w:r>
     </w:p>
     <w:p>
@@ -36650,7 +36650,7 @@
         <w:t xml:space="preserve">alexandra.johnson@example.com</w:t>
       </w:r>
       <w:r>
-        <w:t xml:space="preserve"> · +91 98456 58525 · born 15/05/1997 · Female · blood group O+ · donation consent on.</w:t>
+        <w:t xml:space="preserve"> · +91 90000 00000 · born 15/05/1997 · Female · blood group O+ · donation consent on.</w:t>
       </w:r>
     </w:p>
     <w:p>
@@ -36710,7 +36710,7 @@
         <w:t xml:space="preserve">Doctors:</w:t>
       </w:r>
       <w:r>
-        <w:t xml:space="preserve"> Dr. Anya Sharma (Cardiology, Head of Cardiology, 12 yrs, 6,000+ patients, 4.8, ₹900, Apollo Hospital, photo); Dr. Rohan Kapoor (Cardiology, 8 yrs, 3,200+, 4.6, ₹700, City Care Clinic); Dr. Anil Kumar (General, Senior General Physician, 15 yrs, 9,500+, 4.7, ₹500, Apollo Hospital); Dr. Meera Nair (General, 6 yrs, 2,100+, 4.5, ₹450, City Care Clinic); Dr. Priya Mehta (Orthopedics, Lead, Day-care Orthopedics, 10 yrs, 4,800+, 4.9, ₹800, Apollo Hospital); Dr. Sara Ali (Dermatology, 7 yrs, 2,900+, 4.6, ₹650, City Care Clinic).</w:t>
+        <w:t xml:space="preserve"> Dr. Anya Sharma (Cardiology, Head of Cardiology, 12 yrs, 6,000+ patients, 4.8, ₹900, Example Hospital, photo); Dr. Rohan Kapoor (Cardiology, 8 yrs, 3,200+, 4.6, ₹700, City Care Clinic); Dr. Anil Kumar (General, Senior General Physician, 15 yrs, 9,500+, 4.7, ₹500, Example Hospital); Dr. Meera Nair (General, 6 yrs, 2,100+, 4.5, ₹450, City Care Clinic); Dr. Priya Mehta (Orthopedics, Lead, Day-care Orthopedics, 10 yrs, 4,800+, 4.9, ₹800, Example Hospital); Dr. Sara Ali (Dermatology, 7 yrs, 2,900+, 4.6, ₹650, City Care Clinic).</w:t>
       </w:r>
     </w:p>
     <w:p>
@@ -36770,7 +36770,7 @@
         <w:t xml:space="preserve">Records:</w:t>
       </w:r>
       <w:r>
-        <w:t xml:space="preserve"> Blood Test Report (10 Jul 2026, Completed, Alexandra, Apollo Hospital, Dr. Anil Kumar); Full Body Checkup (02 Jul 2026, Pending, Michael, Apollo Hospital, Dr. Meera Nair); Lipid Profile (21 Jun 2026, Completed, Alexandra, City Care Clinic, Dr. Rohan Kapoor).</w:t>
+        <w:t xml:space="preserve"> Blood Test Report (10 Jul 2026, Completed, Alexandra, Example Hospital, Dr. Anil Kumar); Full Body Checkup (02 Jul 2026, Pending, Michael, Example Hospital, Dr. Meera Nair); Lipid Profile (21 Jun 2026, Completed, Alexandra, City Care Clinic, Dr. Rohan Kapoor).</w:t>
       </w:r>
     </w:p>
     <w:p>
@@ -36827,7 +36827,7 @@
         <w:rPr>
           <w:color w:val="1D3557"/>
         </w:rPr>
-        <w:t xml:space="preserve">B.2 Hospital web app (Apollo Hospital, Bengaluru; tenant 13)</w:t>
+        <w:t xml:space="preserve">B.2 Hospital web app (Example Hospital, Bengaluru; tenant 13)</w:t>
       </w:r>
     </w:p>
     <w:p>
@@ -36847,17 +36847,17 @@
         <w:t xml:space="preserve">Hospital:</w:t>
       </w:r>
       <w:r>
-        <w:t xml:space="preserve"> Apollo Hospital · KA-HOSP-20194 · GSTIN 29AAACA4033H1Z5 · 080 4567 8900 · </w:t>
+        <w:t xml:space="preserve"> Example Hospital · KA-HOSP-00000 · GSTIN 29AAAAA0000A1Z5 · 080 0000 0000 · </w:t>
       </w:r>
       <w:r>
         <w:rPr>
           <w:color w:val="1648CE"/>
           <w:u w:val="single"/>
         </w:rPr>
-        <w:t xml:space="preserve">contact@apollo.med</w:t>
-      </w:r>
-      <w:r>
-        <w:t xml:space="preserve"> · 154 Bannerghatta Road, Bengaluru 560076 (12.9088, 77.5975) · HDFC Bank 50200048112233 / HDFC0001234 / apollohospital@hdfcbank · open 8:00 am–8:00 pm Mon–Sat · plan Growth.</w:t>
+        <w:t xml:space="preserve">contact@hospital.example</w:t>
+      </w:r>
+      <w:r>
+        <w:t xml:space="preserve"> · 1 Example Road, Bengaluru 560001 (12.97, 77.59) · Example Bank XXXXXXXXXX1234 / ABCD0123456 / hospital@upi · open 8:00 am–8:00 pm Mon–Sat · plan Growth.</w:t>
       </w:r>
     </w:p>
     <w:p>
@@ -37054,7 +37054,7 @@
         <w:t xml:space="preserve">Hospitals (13):</w:t>
       </w:r>
       <w:r>
-        <w:t xml:space="preserve"> 1 Sunrise Multispeciality (Pune, Growth, 4,280 bookings, Active); 2 Lotus Heart Institute (Chennai, Enterprise, 6,120, Pending verification); 3 Kaveri General Hospital (Mysuru, Starter, 1,240, Active, no bank); 4 Nirmal Ortho &amp; Spine (Indore, Growth, 2,860, Suspended); 5 Ashwini Children's Care (Kochi, Starter, 980, Pending verification, GST certificate missing); 6 Meridian City Hospital (Mumbai, Enterprise, 7,450, Active); 7 Vasudha Medical Centre (Hyderabad, Growth, 3,320, Active); 8 Trinity Care &amp; Research (Bengaluru, Custom — Trinity Care, 5,210, Active); 9 Girnar Multispeciality (Rajkot, Starter, 860, Suspended); 10 Padma Eye Foundation (Vijayawada, Starter, 640, Rejected — "Incomplete KYC documents"); 11 Himgiri Wellness Hospital (Dehradun, Growth, 1,980, Active); 12 Charak Institute of Medicine (Lucknow, Enterprise, 4,890, Pending verification); 13 Apollo Hospital (Bengaluru, Growth, 3,120, Active, onboarded April 12, 2025).</w:t>
+        <w:t xml:space="preserve"> 1 Sunrise Multispeciality (Pune, Growth, 4,280 bookings, Active); 2 Lotus Heart Institute (Chennai, Enterprise, 6,120, Pending verification); 3 Kaveri General Hospital (Mysuru, Starter, 1,240, Active, no bank); 4 Nirmal Ortho &amp; Spine (Indore, Growth, 2,860, Suspended); 5 Ashwini Children's Care (Kochi, Starter, 980, Pending verification, GST certificate missing); 6 Meridian City Hospital (Mumbai, Enterprise, 7,450, Active); 7 Vasudha Medical Centre (Hyderabad, Growth, 3,320, Active); 8 Trinity Care &amp; Research (Bengaluru, Custom — Trinity Care, 5,210, Active); 9 Girnar Multispeciality (Rajkot, Starter, 860, Suspended); 10 Padma Eye Foundation (Vijayawada, Starter, 640, Rejected — "Incomplete KYC documents"); 11 Himgiri Wellness Hospital (Dehradun, Growth, 1,980, Active); 12 Charak Institute of Medicine (Lucknow, Enterprise, 4,890, Pending verification); 13 Example Hospital (Bengaluru, Growth, 3,120, Active, onboarded April 12, 2025).</w:t>
       </w:r>
     </w:p>
     <w:p>
@@ -37114,7 +37114,7 @@
         <w:t xml:space="preserve">Invoices (15):</w:t>
       </w:r>
       <w:r>
-        <w:t xml:space="preserve"> INV-2026-0231 to 0244 plus Apollo's 0198 and 0219; 9 Completed, 3 Pending, 2 Overdue, 1 Payment failed. </w:t>
+        <w:t xml:space="preserve"> INV-2026-0231 to 0244 plus Example Hospital's 0198 and 0219; 9 Completed, 3 Pending, 2 Overdue, 1 Payment failed. </w:t>
       </w:r>
       <w:r>
         <w:rPr>
@@ -37141,7 +37141,7 @@
           <w:b/>
           <w:bCs/>
         </w:rPr>
-        <w:t xml:space="preserve">Console settlements (8, non-Apollo):</w:t>
+        <w:t xml:space="preserve">Console settlements (8, non-Example Hospital):</w:t>
       </w:r>
       <w:r>
         <w:t xml:space="preserve"> MB-ST-2408 Meridian, 2409 Trinity, 2411 Lotus, 2415 Kaveri (Pending, expected 20 Jun); 2410 Sunrise (Released, partial ₹80,000, "Part release — balance held pending dispute #418."); 2413 Charak (Payout failed); 2412 Vasudha and 2414 Himgiri (Received).</w:t>
@@ -37284,7 +37284,7 @@
         <w:t xml:space="preserve">support@medibook.in</w:t>
       </w:r>
       <w:r>
-        <w:t xml:space="preserve"> · 1800 220 440 · Weekly payouts · 10% commission · GSTIN 27AABCM9407L1ZK · 2FA required · 30-minute session.</w:t>
+        <w:t xml:space="preserve"> · 1800 220 440 · Weekly payouts · 10% commission · GSTIN 27AAAAA0000A1Z5 · 2FA required · 30-minute session.</w:t>
       </w:r>
     </w:p>
     <w:p>
@@ -39882,7 +39882,7 @@
           <w:color w:val="1648CE"/>
           <w:u w:val="single"/>
         </w:rPr>
-        <w:t xml:space="preserve">unknown@23.94.61.2</w:t>
+        <w:t xml:space="preserve">unknown@203.0.113.24</w:t>
       </w:r>
       <w:r>
         <w:t xml:space="preserve">").</w:t>
@@ -39918,7 +39918,7 @@
           <w:color w:val="1648CE"/>
           <w:u w:val="single"/>
         </w:rPr>
-        <w:t xml:space="preserve">dev.trivedi@gmail.com</w:t>
+        <w:t xml:space="preserve">dev.trivedi@example.com</w:t>
       </w:r>
       <w:r>
         <w:t xml:space="preserve">" (Critical).</w:t>
